--- a/Законы/Измененные_ACT/ACT. Резерв — Поправки к законам на рассмотрении (152, 153, 174).docx
+++ b/Законы/Измененные_ACT/ACT. Резерв — Поправки к законам на рассмотрении (152, 153, 174).docx
@@ -362,7 +362,7 @@
                 <w:szCs w:val="24"/>
                 <w:shd w:val="clear" w:color="auto" w:fill="D9EAD3"/>
               </w:rPr>
-              <w:t xml:space="preserve">ч. 2. Не допускаются привод, задержание, личный обыск сенатора или Спикера Сената, обыск его вещей, а также обыск личного и используемого им транспорта, за исключением случаев, предусмотренных частью 4 статьи 19 Процессуального кодекса штата San-Andreas: при наличии ордера или судебного акта; когда он застигнут при совершении преступления или непосредственно после его совершения; когда его действия создают непосредственную угрозу жизни или здоровью окружающих; по требованию лиц, уполномоченных на это Процессуальным кодексом штата San-Andreas.</w:t>
+              <w:t xml:space="preserve">ч. 2. Не допускаются привод, задержание, личный обыск сенатора или Спикера Сената, обыск его вещей, а также обыск личного и используемого им транспорта, за исключением случаев, предусмотренных частью 4 статьи 19 Процессуального кодекса штата San-Andreas: при наличии законного ордера или судебного акта; когда лицо застигнуто при совершении преступления или непосредственно после его совершения; когда его действия создают непосредственную угрозу жизни или здоровью окружающих, а также по требованию иных лиц, уполномоченных на то законом.</w:t>
             </w:r>
           </w:p>
           <w:p>
@@ -2023,7 +2023,7 @@
                 <w:szCs w:val="24"/>
                 <w:shd w:val="clear" w:color="auto" w:fill="D9EAD3"/>
               </w:rPr>
-              <w:t xml:space="preserve">транспорта, за исключением случаев, предусмотренных частью 4 статьи 19 Процессуального кодекса штата San-Andreas: при наличии ордера или судебного акта; когда он застигнут при совершении преступления или непосредственно после его совершения; когда его действия создают непосредственную угрозу жизни или здоровью окружающих; по требованию лиц, уполномоченных на это Процессуальным кодексом штата San-Andreas, а равно с разрешения Генерального прокурора или его заместителей в случае выявленного правонарушения. Задержание производится в порядке статьи 19 Процессуального кодекса штата San-Andreas.</w:t>
+              <w:t xml:space="preserve">транспорта, за исключением случаев, прямо предусмотренных действующим законодательством штата San-Andreas: при наличии законного ордера или судебного акта; когда служащий ОГП застигнут при совершении преступления или непосредственно после его совершения; когда его действия создают непосредственную угрозу жизни или здоровью окружающих, а также по требованию иных лиц, уполномоченных на то законом, а равно с разрешения Генерального прокурора или его заместителей в случае выявленного правонарушения. Задержание служащего ОГП во всех случаях производится исключительно в порядке, установленном законодательством штата San-Andreas.</w:t>
             </w:r>
           </w:p>
         </w:tc>
